--- a/frontend/public/LDCU-Forms-CIT-035-Laboratory Software Installation Request.docx
+++ b/frontend/public/LDCU-Forms-CIT-035-Laboratory Software Installation Request.docx
@@ -14,7 +14,13 @@
         <w:rPr>
           <w:rFonts w:ascii="Cambria" w:eastAsia="Cambria" w:hAnsi="Cambria" w:cs="Cambria"/>
         </w:rPr>
-        <w:t>COLLEGE OF INFORMATION TECHNOLOGY</w:t>
+        <w:t>COLLEGE OF INFORMATION TECHNOLOG</w:t>
+      </w:r>
+      <w:r>
+        <w:rPr>
+          <w:rFonts w:ascii="Cambria" w:eastAsia="Cambria" w:hAnsi="Cambria" w:cs="Cambria"/>
+        </w:rPr>
+        <w:t>Y</w:t>
       </w:r>
     </w:p>
     <w:p>
@@ -38,14 +44,460 @@
         <w:t>LABORATORY SOFTWARE INSTALLATION REQUEST FORM</w:t>
       </w:r>
     </w:p>
+    <w:tbl>
+      <w:tblPr>
+        <w:tblpPr w:leftFromText="180" w:rightFromText="180" w:vertAnchor="text" w:tblpX="22" w:tblpY="205"/>
+        <w:tblW w:w="0" w:type="auto"/>
+        <w:tblLayout w:type="fixed"/>
+        <w:tblLook w:val="0000" w:firstRow="0" w:lastRow="0" w:firstColumn="0" w:lastColumn="0" w:noHBand="0" w:noVBand="0"/>
+      </w:tblPr>
+      <w:tblGrid>
+        <w:gridCol w:w="2689"/>
+        <w:gridCol w:w="2834"/>
+      </w:tblGrid>
+      <w:tr>
+        <w:trPr>
+          <w:trHeight w:val="387"/>
+        </w:trPr>
+        <w:tc>
+          <w:tcPr>
+            <w:tcW w:w="2689" w:type="dxa"/>
+          </w:tcPr>
+          <w:p>
+            <w:pPr>
+              <w:spacing w:after="0" w:line="240" w:lineRule="auto"/>
+              <w:rPr>
+                <w:rFonts w:ascii="Cambria" w:eastAsia="Cambria" w:hAnsi="Cambria" w:cs="Cambria"/>
+                <w:b/>
+                <w:sz w:val="24"/>
+                <w:szCs w:val="24"/>
+              </w:rPr>
+            </w:pPr>
+            <w:r>
+              <w:rPr>
+                <w:rFonts w:ascii="Cambria" w:eastAsia="Cambria" w:hAnsi="Cambria" w:cs="Cambria"/>
+                <w:sz w:val="20"/>
+                <w:szCs w:val="20"/>
+              </w:rPr>
+              <w:t xml:space="preserve">Date: </w:t>
+            </w:r>
+            <w:r>
+              <w:rPr>
+                <w:rFonts w:ascii="Cambria" w:eastAsia="Cambria" w:hAnsi="Cambria" w:cs="Cambria"/>
+                <w:sz w:val="20"/>
+                <w:szCs w:val="20"/>
+                <w:u w:val="single"/>
+              </w:rPr>
+              <w:t>{date}</w:t>
+            </w:r>
+          </w:p>
+        </w:tc>
+        <w:tc>
+          <w:tcPr>
+            <w:tcW w:w="2834" w:type="dxa"/>
+            <w:shd w:val="clear" w:color="auto" w:fill="auto"/>
+          </w:tcPr>
+          <w:p>
+            <w:pPr>
+              <w:spacing w:after="0" w:line="360" w:lineRule="auto"/>
+              <w:rPr>
+                <w:rFonts w:ascii="Cambria" w:eastAsia="Cambria" w:hAnsi="Cambria" w:cs="Cambria"/>
+                <w:sz w:val="20"/>
+                <w:szCs w:val="20"/>
+                <w:u w:val="single"/>
+              </w:rPr>
+            </w:pPr>
+            <w:r>
+              <w:rPr>
+                <w:rFonts w:ascii="Cambria" w:eastAsia="Cambria" w:hAnsi="Cambria" w:cs="Cambria"/>
+                <w:sz w:val="20"/>
+                <w:szCs w:val="20"/>
+              </w:rPr>
+              <w:t xml:space="preserve">Laboratory: </w:t>
+            </w:r>
+            <w:r>
+              <w:rPr>
+                <w:rFonts w:ascii="Cambria" w:eastAsia="Cambria" w:hAnsi="Cambria" w:cs="Cambria"/>
+                <w:sz w:val="20"/>
+                <w:szCs w:val="20"/>
+                <w:u w:val="single"/>
+              </w:rPr>
+              <w:t>{laboratory}</w:t>
+            </w:r>
+          </w:p>
+        </w:tc>
+      </w:tr>
+    </w:tbl>
+    <w:tbl>
+      <w:tblPr>
+        <w:tblW w:w="0" w:type="auto"/>
+        <w:tblInd w:w="26" w:type="dxa"/>
+        <w:tblLayout w:type="fixed"/>
+        <w:tblLook w:val="0000" w:firstRow="0" w:lastRow="0" w:firstColumn="0" w:lastColumn="0" w:noHBand="0" w:noVBand="0"/>
+      </w:tblPr>
+      <w:tblGrid>
+        <w:gridCol w:w="5502"/>
+      </w:tblGrid>
+      <w:tr>
+        <w:trPr>
+          <w:trHeight w:val="365"/>
+        </w:trPr>
+        <w:tc>
+          <w:tcPr>
+            <w:tcW w:w="5502" w:type="dxa"/>
+          </w:tcPr>
+          <w:p>
+            <w:pPr>
+              <w:spacing w:after="0" w:line="240" w:lineRule="auto"/>
+              <w:rPr>
+                <w:rFonts w:ascii="Cambria" w:eastAsia="Cambria" w:hAnsi="Cambria" w:cs="Cambria"/>
+                <w:b/>
+                <w:sz w:val="24"/>
+                <w:szCs w:val="24"/>
+              </w:rPr>
+            </w:pPr>
+            <w:r>
+              <w:rPr>
+                <w:rFonts w:ascii="Cambria" w:eastAsia="Cambria" w:hAnsi="Cambria" w:cs="Cambria"/>
+                <w:sz w:val="20"/>
+                <w:szCs w:val="20"/>
+              </w:rPr>
+              <w:t xml:space="preserve">Faculty Name: </w:t>
+            </w:r>
+            <w:r>
+              <w:rPr>
+                <w:rFonts w:ascii="Cambria" w:eastAsia="Cambria" w:hAnsi="Cambria" w:cs="Cambria"/>
+                <w:sz w:val="20"/>
+                <w:szCs w:val="20"/>
+                <w:u w:val="single"/>
+              </w:rPr>
+              <w:t>{</w:t>
+            </w:r>
+            <w:proofErr w:type="spellStart"/>
+            <w:r>
+              <w:rPr>
+                <w:rFonts w:ascii="Cambria" w:eastAsia="Cambria" w:hAnsi="Cambria" w:cs="Cambria"/>
+                <w:sz w:val="20"/>
+                <w:szCs w:val="20"/>
+                <w:u w:val="single"/>
+              </w:rPr>
+              <w:t>faculty_name</w:t>
+            </w:r>
+            <w:proofErr w:type="spellEnd"/>
+            <w:r>
+              <w:rPr>
+                <w:rFonts w:ascii="Cambria" w:eastAsia="Cambria" w:hAnsi="Cambria" w:cs="Cambria"/>
+                <w:sz w:val="20"/>
+                <w:szCs w:val="20"/>
+                <w:u w:val="single"/>
+              </w:rPr>
+              <w:t>}</w:t>
+            </w:r>
+          </w:p>
+        </w:tc>
+      </w:tr>
+      <w:tr>
+        <w:trPr>
+          <w:trHeight w:val="365"/>
+        </w:trPr>
+        <w:tc>
+          <w:tcPr>
+            <w:tcW w:w="5502" w:type="dxa"/>
+          </w:tcPr>
+          <w:p>
+            <w:pPr>
+              <w:spacing w:after="0" w:line="240" w:lineRule="auto"/>
+              <w:rPr>
+                <w:rFonts w:ascii="Cambria" w:eastAsia="Cambria" w:hAnsi="Cambria" w:cs="Cambria"/>
+                <w:sz w:val="20"/>
+                <w:szCs w:val="20"/>
+                <w:u w:val="single"/>
+              </w:rPr>
+            </w:pPr>
+            <w:r>
+              <w:rPr>
+                <w:rFonts w:ascii="Cambria" w:eastAsia="Cambria" w:hAnsi="Cambria" w:cs="Cambria"/>
+                <w:sz w:val="20"/>
+                <w:szCs w:val="20"/>
+              </w:rPr>
+              <w:t xml:space="preserve">List of Software/Program to be installed: </w:t>
+            </w:r>
+            <w:r>
+              <w:rPr>
+                <w:rFonts w:ascii="Cambria" w:eastAsia="Cambria" w:hAnsi="Cambria" w:cs="Cambria"/>
+                <w:sz w:val="20"/>
+                <w:szCs w:val="20"/>
+                <w:u w:val="single"/>
+              </w:rPr>
+              <w:t>{</w:t>
+            </w:r>
+            <w:proofErr w:type="spellStart"/>
+            <w:r>
+              <w:rPr>
+                <w:rFonts w:ascii="Cambria" w:eastAsia="Cambria" w:hAnsi="Cambria" w:cs="Cambria"/>
+                <w:sz w:val="20"/>
+                <w:szCs w:val="20"/>
+                <w:u w:val="single"/>
+              </w:rPr>
+              <w:t>software_list</w:t>
+            </w:r>
+            <w:proofErr w:type="spellEnd"/>
+            <w:r>
+              <w:rPr>
+                <w:rFonts w:ascii="Cambria" w:eastAsia="Cambria" w:hAnsi="Cambria" w:cs="Cambria"/>
+                <w:sz w:val="20"/>
+                <w:szCs w:val="20"/>
+                <w:u w:val="single"/>
+              </w:rPr>
+              <w:t>}</w:t>
+            </w:r>
+          </w:p>
+          <w:p>
+            <w:pPr>
+              <w:spacing w:after="0" w:line="240" w:lineRule="auto"/>
+              <w:rPr>
+                <w:rFonts w:ascii="Cambria" w:eastAsia="Cambria" w:hAnsi="Cambria" w:cs="Cambria"/>
+                <w:sz w:val="20"/>
+                <w:szCs w:val="20"/>
+              </w:rPr>
+            </w:pPr>
+          </w:p>
+        </w:tc>
+      </w:tr>
+    </w:tbl>
+    <w:p>
+      <w:pPr>
+        <w:spacing w:after="0" w:line="360" w:lineRule="auto"/>
+        <w:rPr>
+          <w:rFonts w:ascii="Cambria" w:eastAsia="Cambria" w:hAnsi="Cambria" w:cs="Cambria"/>
+          <w:sz w:val="4"/>
+          <w:szCs w:val="20"/>
+        </w:rPr>
+      </w:pPr>
+    </w:p>
+    <w:tbl>
+      <w:tblPr>
+        <w:tblW w:w="0" w:type="auto"/>
+        <w:tblInd w:w="15" w:type="dxa"/>
+        <w:tblLook w:val="0000" w:firstRow="0" w:lastRow="0" w:firstColumn="0" w:lastColumn="0" w:noHBand="0" w:noVBand="0"/>
+      </w:tblPr>
+      <w:tblGrid>
+        <w:gridCol w:w="2674"/>
+        <w:gridCol w:w="2861"/>
+      </w:tblGrid>
+      <w:tr>
+        <w:trPr>
+          <w:trHeight w:val="387"/>
+        </w:trPr>
+        <w:tc>
+          <w:tcPr>
+            <w:tcW w:w="2674" w:type="dxa"/>
+          </w:tcPr>
+          <w:p>
+            <w:pPr>
+              <w:spacing w:after="0" w:line="360" w:lineRule="auto"/>
+              <w:rPr>
+                <w:rFonts w:ascii="Cambria" w:eastAsia="Cambria" w:hAnsi="Cambria" w:cs="Cambria"/>
+                <w:sz w:val="20"/>
+                <w:szCs w:val="20"/>
+              </w:rPr>
+            </w:pPr>
+            <w:r>
+              <w:rPr>
+                <w:rFonts w:ascii="Cambria" w:eastAsia="Cambria" w:hAnsi="Cambria" w:cs="Cambria"/>
+                <w:sz w:val="20"/>
+                <w:szCs w:val="20"/>
+              </w:rPr>
+              <w:t xml:space="preserve">Requested by:                                                      </w:t>
+            </w:r>
+          </w:p>
+        </w:tc>
+        <w:tc>
+          <w:tcPr>
+            <w:tcW w:w="2861" w:type="dxa"/>
+            <w:shd w:val="clear" w:color="auto" w:fill="auto"/>
+          </w:tcPr>
+          <w:p>
+            <w:pPr>
+              <w:spacing w:after="0" w:line="240" w:lineRule="auto"/>
+              <w:rPr>
+                <w:rFonts w:ascii="Cambria" w:eastAsia="Cambria" w:hAnsi="Cambria" w:cs="Cambria"/>
+                <w:sz w:val="20"/>
+                <w:szCs w:val="20"/>
+              </w:rPr>
+            </w:pPr>
+            <w:r>
+              <w:rPr>
+                <w:rFonts w:ascii="Cambria" w:eastAsia="Cambria" w:hAnsi="Cambria" w:cs="Cambria"/>
+                <w:sz w:val="20"/>
+                <w:szCs w:val="20"/>
+              </w:rPr>
+              <w:t>Approved by:</w:t>
+            </w:r>
+          </w:p>
+        </w:tc>
+      </w:tr>
+      <w:tr>
+        <w:trPr>
+          <w:trHeight w:val="100"/>
+        </w:trPr>
+        <w:tc>
+          <w:tcPr>
+            <w:tcW w:w="2674" w:type="dxa"/>
+          </w:tcPr>
+          <w:p>
+            <w:pPr>
+              <w:spacing w:after="0" w:line="240" w:lineRule="auto"/>
+              <w:jc w:val="center"/>
+              <w:rPr>
+                <w:rFonts w:ascii="Cambria" w:eastAsia="Cambria" w:hAnsi="Cambria" w:cs="Cambria"/>
+                <w:sz w:val="20"/>
+                <w:szCs w:val="20"/>
+              </w:rPr>
+            </w:pPr>
+            <w:r>
+              <w:rPr>
+                <w:rFonts w:ascii="Cambria" w:eastAsia="Cambria" w:hAnsi="Cambria" w:cs="Cambria"/>
+                <w:sz w:val="20"/>
+                <w:szCs w:val="20"/>
+                <w:u w:val="single"/>
+              </w:rPr>
+              <w:t>{</w:t>
+            </w:r>
+            <w:proofErr w:type="spellStart"/>
+            <w:r>
+              <w:rPr>
+                <w:rFonts w:ascii="Cambria" w:eastAsia="Cambria" w:hAnsi="Cambria" w:cs="Cambria"/>
+                <w:sz w:val="20"/>
+                <w:szCs w:val="20"/>
+                <w:u w:val="single"/>
+              </w:rPr>
+              <w:t>requested_by</w:t>
+            </w:r>
+            <w:proofErr w:type="spellEnd"/>
+            <w:r>
+              <w:rPr>
+                <w:rFonts w:ascii="Cambria" w:eastAsia="Cambria" w:hAnsi="Cambria" w:cs="Cambria"/>
+                <w:sz w:val="20"/>
+                <w:szCs w:val="20"/>
+                <w:u w:val="single"/>
+              </w:rPr>
+              <w:t>}</w:t>
+            </w:r>
+          </w:p>
+        </w:tc>
+        <w:tc>
+          <w:tcPr>
+            <w:tcW w:w="2861" w:type="dxa"/>
+            <w:shd w:val="clear" w:color="auto" w:fill="auto"/>
+          </w:tcPr>
+          <w:p>
+            <w:pPr>
+              <w:spacing w:after="0" w:line="240" w:lineRule="auto"/>
+              <w:jc w:val="center"/>
+              <w:rPr>
+                <w:rFonts w:ascii="Cambria" w:eastAsia="Cambria" w:hAnsi="Cambria" w:cs="Cambria"/>
+                <w:sz w:val="20"/>
+                <w:szCs w:val="20"/>
+                <w:u w:val="single"/>
+              </w:rPr>
+            </w:pPr>
+            <w:r>
+              <w:rPr>
+                <w:rFonts w:ascii="Cambria" w:eastAsia="Cambria" w:hAnsi="Cambria" w:cs="Cambria"/>
+                <w:sz w:val="20"/>
+                <w:szCs w:val="20"/>
+                <w:u w:val="single"/>
+              </w:rPr>
+              <w:t>{</w:t>
+            </w:r>
+            <w:proofErr w:type="spellStart"/>
+            <w:r>
+              <w:rPr>
+                <w:rFonts w:ascii="Cambria" w:eastAsia="Cambria" w:hAnsi="Cambria" w:cs="Cambria"/>
+                <w:sz w:val="20"/>
+                <w:szCs w:val="20"/>
+                <w:u w:val="single"/>
+              </w:rPr>
+              <w:t>prepared_by</w:t>
+            </w:r>
+            <w:proofErr w:type="spellEnd"/>
+            <w:r>
+              <w:rPr>
+                <w:rFonts w:ascii="Cambria" w:eastAsia="Cambria" w:hAnsi="Cambria" w:cs="Cambria"/>
+                <w:sz w:val="20"/>
+                <w:szCs w:val="20"/>
+                <w:u w:val="single"/>
+              </w:rPr>
+              <w:t>}</w:t>
+            </w:r>
+          </w:p>
+        </w:tc>
+      </w:tr>
+      <w:tr>
+        <w:trPr>
+          <w:trHeight w:val="100"/>
+        </w:trPr>
+        <w:tc>
+          <w:tcPr>
+            <w:tcW w:w="2674" w:type="dxa"/>
+          </w:tcPr>
+          <w:p>
+            <w:pPr>
+              <w:spacing w:after="0" w:line="240" w:lineRule="auto"/>
+              <w:jc w:val="center"/>
+              <w:rPr>
+                <w:rFonts w:ascii="Cambria" w:eastAsia="Cambria" w:hAnsi="Cambria" w:cs="Cambria"/>
+                <w:sz w:val="20"/>
+                <w:szCs w:val="20"/>
+                <w:u w:val="single"/>
+              </w:rPr>
+            </w:pPr>
+            <w:r>
+              <w:rPr>
+                <w:rFonts w:ascii="Cambria" w:eastAsia="Cambria" w:hAnsi="Cambria" w:cs="Cambria"/>
+                <w:sz w:val="20"/>
+                <w:szCs w:val="20"/>
+              </w:rPr>
+              <w:t xml:space="preserve">Faculty Signature                                           </w:t>
+            </w:r>
+          </w:p>
+        </w:tc>
+        <w:tc>
+          <w:tcPr>
+            <w:tcW w:w="2861" w:type="dxa"/>
+            <w:shd w:val="clear" w:color="auto" w:fill="auto"/>
+          </w:tcPr>
+          <w:p>
+            <w:pPr>
+              <w:spacing w:after="0" w:line="240" w:lineRule="auto"/>
+              <w:jc w:val="center"/>
+              <w:rPr>
+                <w:rFonts w:ascii="Cambria" w:eastAsia="Cambria" w:hAnsi="Cambria" w:cs="Cambria"/>
+                <w:sz w:val="20"/>
+                <w:szCs w:val="20"/>
+                <w:u w:val="single"/>
+              </w:rPr>
+            </w:pPr>
+            <w:r>
+              <w:rPr>
+                <w:rFonts w:ascii="Cambria" w:eastAsia="Cambria" w:hAnsi="Cambria" w:cs="Cambria"/>
+                <w:sz w:val="20"/>
+                <w:szCs w:val="20"/>
+              </w:rPr>
+              <w:t>Laboratory Custodian</w:t>
+            </w:r>
+          </w:p>
+        </w:tc>
+      </w:tr>
+    </w:tbl>
     <w:p>
       <w:pPr>
         <w:spacing w:after="0" w:line="240" w:lineRule="auto"/>
         <w:rPr>
           <w:rFonts w:ascii="Cambria" w:eastAsia="Cambria" w:hAnsi="Cambria" w:cs="Cambria"/>
-          <w:b/>
-          <w:sz w:val="24"/>
-          <w:szCs w:val="24"/>
+          <w:sz w:val="2"/>
+          <w:szCs w:val="20"/>
         </w:rPr>
       </w:pPr>
     </w:p>
@@ -64,85 +516,7 @@
           <w:sz w:val="20"/>
           <w:szCs w:val="20"/>
         </w:rPr>
-        <w:t>Faculty Name</w:t>
-      </w:r>
-      <w:r>
-        <w:rPr>
-          <w:rFonts w:ascii="Cambria" w:eastAsia="Cambria" w:hAnsi="Cambria" w:cs="Cambria"/>
-          <w:sz w:val="20"/>
-          <w:szCs w:val="20"/>
-        </w:rPr>
-        <w:t xml:space="preserve">: </w:t>
-      </w:r>
-      <w:r>
-        <w:rPr>
-          <w:rFonts w:ascii="Cambria" w:eastAsia="Cambria" w:hAnsi="Cambria" w:cs="Cambria"/>
-          <w:sz w:val="20"/>
-          <w:szCs w:val="20"/>
-          <w:u w:val="single"/>
-        </w:rPr>
-        <w:t>{</w:t>
-      </w:r>
-      <w:proofErr w:type="spellStart"/>
-      <w:r>
-        <w:rPr>
-          <w:rFonts w:ascii="Cambria" w:eastAsia="Cambria" w:hAnsi="Cambria" w:cs="Cambria"/>
-          <w:sz w:val="20"/>
-          <w:szCs w:val="20"/>
-          <w:u w:val="single"/>
-        </w:rPr>
-        <w:t>faculty_name</w:t>
-      </w:r>
-      <w:proofErr w:type="spellEnd"/>
-      <w:r>
-        <w:rPr>
-          <w:rFonts w:ascii="Cambria" w:eastAsia="Cambria" w:hAnsi="Cambria" w:cs="Cambria"/>
-          <w:sz w:val="20"/>
-          <w:szCs w:val="20"/>
-          <w:u w:val="single"/>
-        </w:rPr>
-        <w:t>}</w:t>
-      </w:r>
-      <w:r>
-        <w:rPr>
-          <w:rFonts w:ascii="Cambria" w:eastAsia="Cambria" w:hAnsi="Cambria" w:cs="Cambria"/>
-          <w:sz w:val="20"/>
-          <w:szCs w:val="20"/>
-        </w:rPr>
-        <w:tab/>
-      </w:r>
-      <w:r>
-        <w:rPr>
-          <w:rFonts w:ascii="Cambria" w:eastAsia="Cambria" w:hAnsi="Cambria" w:cs="Cambria"/>
-          <w:sz w:val="20"/>
-          <w:szCs w:val="20"/>
-        </w:rPr>
-        <w:t>Date</w:t>
-      </w:r>
-      <w:r>
-        <w:rPr>
-          <w:rFonts w:ascii="Cambria" w:eastAsia="Cambria" w:hAnsi="Cambria" w:cs="Cambria"/>
-          <w:sz w:val="20"/>
-          <w:szCs w:val="20"/>
-        </w:rPr>
-        <w:t>:</w:t>
-      </w:r>
-      <w:r>
-        <w:rPr>
-          <w:rFonts w:ascii="Cambria" w:eastAsia="Cambria" w:hAnsi="Cambria" w:cs="Cambria"/>
-          <w:sz w:val="20"/>
-          <w:szCs w:val="20"/>
-        </w:rPr>
-        <w:t xml:space="preserve"> </w:t>
-      </w:r>
-      <w:r>
-        <w:rPr>
-          <w:rFonts w:ascii="Cambria" w:eastAsia="Cambria" w:hAnsi="Cambria" w:cs="Cambria"/>
-          <w:sz w:val="20"/>
-          <w:szCs w:val="20"/>
-          <w:u w:val="single"/>
-        </w:rPr>
-        <w:t>{date}</w:t>
+        <w:t xml:space="preserve">- - - - - - - - - - - - - - - - - - - - - - - - - - -- - - - - - - - - - - - - - - - - - - - - - - - - </w:t>
       </w:r>
     </w:p>
     <w:p>
@@ -150,301 +524,14 @@
         <w:spacing w:after="0" w:line="360" w:lineRule="auto"/>
         <w:rPr>
           <w:rFonts w:ascii="Cambria" w:eastAsia="Cambria" w:hAnsi="Cambria" w:cs="Cambria"/>
-          <w:sz w:val="20"/>
-          <w:szCs w:val="20"/>
-          <w:u w:val="single"/>
-        </w:rPr>
-      </w:pPr>
-      <w:r>
-        <w:rPr>
-          <w:rFonts w:ascii="Cambria" w:eastAsia="Cambria" w:hAnsi="Cambria" w:cs="Cambria"/>
-          <w:sz w:val="20"/>
-          <w:szCs w:val="20"/>
-        </w:rPr>
-        <w:t xml:space="preserve">Laboratory: </w:t>
-      </w:r>
-      <w:r>
-        <w:rPr>
-          <w:rFonts w:ascii="Cambria" w:eastAsia="Cambria" w:hAnsi="Cambria" w:cs="Cambria"/>
-          <w:sz w:val="20"/>
-          <w:szCs w:val="20"/>
-          <w:u w:val="single"/>
-        </w:rPr>
-        <w:t>{laboratory}</w:t>
-      </w:r>
-    </w:p>
-    <w:p>
-      <w:pPr>
-        <w:spacing w:after="0" w:line="240" w:lineRule="auto"/>
-        <w:rPr>
-          <w:rFonts w:ascii="Cambria" w:eastAsia="Cambria" w:hAnsi="Cambria" w:cs="Cambria"/>
-          <w:sz w:val="20"/>
-          <w:szCs w:val="20"/>
-          <w:u w:val="single"/>
-        </w:rPr>
-      </w:pPr>
-      <w:r>
-        <w:rPr>
-          <w:rFonts w:ascii="Cambria" w:eastAsia="Cambria" w:hAnsi="Cambria" w:cs="Cambria"/>
-          <w:sz w:val="20"/>
-          <w:szCs w:val="20"/>
-        </w:rPr>
-        <w:t>List of Software/Program to be installed</w:t>
-      </w:r>
-      <w:r>
-        <w:rPr>
-          <w:rFonts w:ascii="Cambria" w:eastAsia="Cambria" w:hAnsi="Cambria" w:cs="Cambria"/>
-          <w:sz w:val="20"/>
-          <w:szCs w:val="20"/>
-        </w:rPr>
-        <w:t xml:space="preserve">: </w:t>
-      </w:r>
-      <w:r>
-        <w:rPr>
-          <w:rFonts w:ascii="Cambria" w:eastAsia="Cambria" w:hAnsi="Cambria" w:cs="Cambria"/>
-          <w:sz w:val="20"/>
-          <w:szCs w:val="20"/>
-          <w:u w:val="single"/>
-        </w:rPr>
-        <w:t>{</w:t>
-      </w:r>
-      <w:proofErr w:type="spellStart"/>
-      <w:r>
-        <w:rPr>
-          <w:rFonts w:ascii="Cambria" w:eastAsia="Cambria" w:hAnsi="Cambria" w:cs="Cambria"/>
-          <w:sz w:val="20"/>
-          <w:szCs w:val="20"/>
-          <w:u w:val="single"/>
-        </w:rPr>
-        <w:t>software_list</w:t>
-      </w:r>
-      <w:proofErr w:type="spellEnd"/>
-      <w:r>
-        <w:rPr>
-          <w:rFonts w:ascii="Cambria" w:eastAsia="Cambria" w:hAnsi="Cambria" w:cs="Cambria"/>
-          <w:sz w:val="20"/>
-          <w:szCs w:val="20"/>
-          <w:u w:val="single"/>
-        </w:rPr>
-        <w:t>}</w:t>
-      </w:r>
-    </w:p>
-    <w:p>
-      <w:pPr>
-        <w:spacing w:after="0" w:line="240" w:lineRule="auto"/>
-        <w:rPr>
-          <w:rFonts w:ascii="Cambria" w:eastAsia="Cambria" w:hAnsi="Cambria" w:cs="Cambria"/>
-          <w:sz w:val="20"/>
+          <w:sz w:val="4"/>
           <w:szCs w:val="20"/>
         </w:rPr>
       </w:pPr>
     </w:p>
     <w:p>
       <w:pPr>
-        <w:spacing w:after="0" w:line="240" w:lineRule="auto"/>
-        <w:rPr>
-          <w:rFonts w:ascii="Cambria" w:eastAsia="Cambria" w:hAnsi="Cambria" w:cs="Cambria"/>
-          <w:sz w:val="20"/>
-          <w:szCs w:val="20"/>
-        </w:rPr>
-      </w:pPr>
-      <w:r>
-        <w:rPr>
-          <w:rFonts w:ascii="Cambria" w:eastAsia="Cambria" w:hAnsi="Cambria" w:cs="Cambria"/>
-          <w:sz w:val="20"/>
-          <w:szCs w:val="20"/>
-        </w:rPr>
-        <w:t xml:space="preserve">Requested by:                       </w:t>
-      </w:r>
-      <w:r>
-        <w:rPr>
-          <w:rFonts w:ascii="Cambria" w:eastAsia="Cambria" w:hAnsi="Cambria" w:cs="Cambria"/>
-          <w:sz w:val="20"/>
-          <w:szCs w:val="20"/>
-        </w:rPr>
-        <w:t xml:space="preserve">                               Approved by:</w:t>
-      </w:r>
-    </w:p>
-    <w:p>
-      <w:pPr>
-        <w:spacing w:after="0" w:line="240" w:lineRule="auto"/>
-        <w:rPr>
-          <w:rFonts w:ascii="Cambria" w:eastAsia="Cambria" w:hAnsi="Cambria" w:cs="Cambria"/>
-          <w:sz w:val="20"/>
-          <w:szCs w:val="20"/>
-        </w:rPr>
-      </w:pPr>
-    </w:p>
-    <w:p>
-      <w:pPr>
-        <w:spacing w:after="0" w:line="240" w:lineRule="auto"/>
-        <w:rPr>
-          <w:rFonts w:ascii="Cambria" w:eastAsia="Cambria" w:hAnsi="Cambria" w:cs="Cambria"/>
-          <w:sz w:val="20"/>
-          <w:szCs w:val="20"/>
-          <w:u w:val="single"/>
-        </w:rPr>
-      </w:pPr>
-      <w:r>
-        <w:rPr>
-          <w:rFonts w:ascii="Cambria" w:eastAsia="Cambria" w:hAnsi="Cambria" w:cs="Cambria"/>
-          <w:sz w:val="20"/>
-          <w:szCs w:val="20"/>
-          <w:u w:val="single"/>
-        </w:rPr>
-        <w:t>{</w:t>
-      </w:r>
-      <w:proofErr w:type="spellStart"/>
-      <w:r>
-        <w:rPr>
-          <w:rFonts w:ascii="Cambria" w:eastAsia="Cambria" w:hAnsi="Cambria" w:cs="Cambria"/>
-          <w:sz w:val="20"/>
-          <w:szCs w:val="20"/>
-          <w:u w:val="single"/>
-        </w:rPr>
-        <w:t>requested_by</w:t>
-      </w:r>
-      <w:proofErr w:type="spellEnd"/>
-      <w:r>
-        <w:rPr>
-          <w:rFonts w:ascii="Cambria" w:eastAsia="Cambria" w:hAnsi="Cambria" w:cs="Cambria"/>
-          <w:sz w:val="20"/>
-          <w:szCs w:val="20"/>
-          <w:u w:val="single"/>
-        </w:rPr>
-        <w:t>}</w:t>
-      </w:r>
-      <w:r>
-        <w:rPr>
-          <w:rFonts w:ascii="Cambria" w:eastAsia="Cambria" w:hAnsi="Cambria" w:cs="Cambria"/>
-          <w:sz w:val="20"/>
-          <w:szCs w:val="20"/>
-        </w:rPr>
-        <w:t xml:space="preserve">                                       </w:t>
-      </w:r>
-      <w:r>
-        <w:rPr>
-          <w:rFonts w:ascii="Cambria" w:eastAsia="Cambria" w:hAnsi="Cambria" w:cs="Cambria"/>
-          <w:sz w:val="20"/>
-          <w:szCs w:val="20"/>
-          <w:u w:val="single"/>
-        </w:rPr>
-        <w:t>{</w:t>
-      </w:r>
-      <w:proofErr w:type="spellStart"/>
-      <w:r>
-        <w:rPr>
-          <w:rFonts w:ascii="Cambria" w:eastAsia="Cambria" w:hAnsi="Cambria" w:cs="Cambria"/>
-          <w:sz w:val="20"/>
-          <w:szCs w:val="20"/>
-          <w:u w:val="single"/>
-        </w:rPr>
-        <w:t>prepared_by</w:t>
-      </w:r>
-      <w:proofErr w:type="spellEnd"/>
-      <w:r>
-        <w:rPr>
-          <w:rFonts w:ascii="Cambria" w:eastAsia="Cambria" w:hAnsi="Cambria" w:cs="Cambria"/>
-          <w:sz w:val="20"/>
-          <w:szCs w:val="20"/>
-          <w:u w:val="single"/>
-        </w:rPr>
-        <w:t>}</w:t>
-      </w:r>
-    </w:p>
-    <w:p>
-      <w:pPr>
-        <w:spacing w:after="0" w:line="240" w:lineRule="auto"/>
-        <w:rPr>
-          <w:rFonts w:ascii="Cambria" w:eastAsia="Cambria" w:hAnsi="Cambria" w:cs="Cambria"/>
-          <w:sz w:val="20"/>
-          <w:szCs w:val="20"/>
-        </w:rPr>
-      </w:pPr>
-      <w:r>
-        <w:rPr>
-          <w:rFonts w:ascii="Cambria" w:eastAsia="Cambria" w:hAnsi="Cambria" w:cs="Cambria"/>
-          <w:b/>
-          <w:sz w:val="20"/>
-          <w:szCs w:val="20"/>
-        </w:rPr>
-        <w:t xml:space="preserve">  </w:t>
-      </w:r>
-      <w:r>
-        <w:rPr>
-          <w:rFonts w:ascii="Cambria" w:eastAsia="Cambria" w:hAnsi="Cambria" w:cs="Cambria"/>
-          <w:sz w:val="20"/>
-          <w:szCs w:val="20"/>
-        </w:rPr>
-        <w:t>Faculty Signature                                           Laboratory Custodian</w:t>
-      </w:r>
-    </w:p>
-    <w:p>
-      <w:pPr>
-        <w:spacing w:after="0" w:line="240" w:lineRule="auto"/>
-        <w:rPr>
-          <w:rFonts w:ascii="Cambria" w:eastAsia="Cambria" w:hAnsi="Cambria" w:cs="Cambria"/>
-          <w:sz w:val="20"/>
-          <w:szCs w:val="20"/>
-        </w:rPr>
-      </w:pPr>
-      <w:r>
-        <w:rPr>
-          <w:rFonts w:ascii="Cambria" w:eastAsia="Cambria" w:hAnsi="Cambria" w:cs="Cambria"/>
-          <w:sz w:val="20"/>
-          <w:szCs w:val="20"/>
-        </w:rPr>
-        <w:t>- - - - - - - - - - - - - - - - - - -</w:t>
-      </w:r>
-      <w:r>
-        <w:rPr>
-          <w:rFonts w:ascii="Cambria" w:eastAsia="Cambria" w:hAnsi="Cambria" w:cs="Cambria"/>
-          <w:sz w:val="20"/>
-          <w:szCs w:val="20"/>
-        </w:rPr>
-        <w:t xml:space="preserve"> - - - - - - - -- - - - - - - - - - - - - - - - - - - - - - - - - </w:t>
-      </w:r>
-    </w:p>
-    <w:p>
-      <w:pPr>
-        <w:pBdr>
-          <w:top w:val="nil"/>
-          <w:left w:val="nil"/>
-          <w:bottom w:val="nil"/>
-          <w:right w:val="nil"/>
-          <w:between w:val="nil"/>
-        </w:pBdr>
-        <w:spacing w:after="0" w:line="240" w:lineRule="auto"/>
-        <w:ind w:left="720"/>
-        <w:rPr>
-          <w:rFonts w:ascii="Cambria" w:eastAsia="Cambria" w:hAnsi="Cambria" w:cs="Cambria"/>
-          <w:b/>
-          <w:color w:val="000000"/>
-          <w:sz w:val="20"/>
-          <w:szCs w:val="20"/>
-        </w:rPr>
-      </w:pPr>
-      <w:r>
-        <w:rPr>
-          <w:rFonts w:ascii="Cambria" w:eastAsia="Cambria" w:hAnsi="Cambria" w:cs="Cambria"/>
-          <w:b/>
-          <w:color w:val="000000"/>
-          <w:sz w:val="20"/>
-          <w:szCs w:val="20"/>
-        </w:rPr>
-        <w:t xml:space="preserve">           </w:t>
-      </w:r>
-    </w:p>
-    <w:p>
-      <w:pPr>
-        <w:pBdr>
-          <w:top w:val="nil"/>
-          <w:left w:val="nil"/>
-          <w:bottom w:val="nil"/>
-          <w:right w:val="nil"/>
-          <w:between w:val="nil"/>
-        </w:pBdr>
-        <w:spacing w:after="0" w:line="240" w:lineRule="auto"/>
+        <w:spacing w:after="0" w:line="360" w:lineRule="auto"/>
         <w:ind w:left="720"/>
         <w:rPr>
           <w:rFonts w:ascii="Cambria" w:eastAsia="Cambria" w:hAnsi="Cambria" w:cs="Cambria"/>
@@ -465,215 +552,318 @@
         <w:t xml:space="preserve">             INSTALLATION FEEDBACK FORM</w:t>
       </w:r>
     </w:p>
+    <w:tbl>
+      <w:tblPr>
+        <w:tblW w:w="5539" w:type="dxa"/>
+        <w:tblInd w:w="-6" w:type="dxa"/>
+        <w:tblLayout w:type="fixed"/>
+        <w:tblLook w:val="0000" w:firstRow="0" w:lastRow="0" w:firstColumn="0" w:lastColumn="0" w:noHBand="0" w:noVBand="0"/>
+      </w:tblPr>
+      <w:tblGrid>
+        <w:gridCol w:w="2665"/>
+        <w:gridCol w:w="2874"/>
+      </w:tblGrid>
+      <w:tr>
+        <w:trPr>
+          <w:trHeight w:val="102"/>
+        </w:trPr>
+        <w:tc>
+          <w:tcPr>
+            <w:tcW w:w="5539" w:type="dxa"/>
+            <w:gridSpan w:val="2"/>
+          </w:tcPr>
+          <w:p>
+            <w:pPr>
+              <w:spacing w:after="0"/>
+              <w:ind w:left="1"/>
+              <w:rPr>
+                <w:rFonts w:ascii="Cambria" w:eastAsia="Cambria" w:hAnsi="Cambria" w:cs="Cambria"/>
+                <w:sz w:val="20"/>
+                <w:szCs w:val="20"/>
+                <w:u w:val="single"/>
+              </w:rPr>
+            </w:pPr>
+            <w:r>
+              <w:rPr>
+                <w:rFonts w:ascii="Cambria" w:eastAsia="Cambria" w:hAnsi="Cambria" w:cs="Cambria"/>
+                <w:sz w:val="20"/>
+                <w:szCs w:val="20"/>
+              </w:rPr>
+              <w:t>Remarks:</w:t>
+            </w:r>
+            <w:r>
+              <w:rPr>
+                <w:rFonts w:ascii="Cambria" w:eastAsia="Cambria" w:hAnsi="Cambria" w:cs="Cambria"/>
+                <w:i/>
+                <w:sz w:val="20"/>
+                <w:szCs w:val="20"/>
+              </w:rPr>
+              <w:t xml:space="preserve"> </w:t>
+            </w:r>
+            <w:r>
+              <w:rPr>
+                <w:rFonts w:ascii="Cambria" w:eastAsia="Cambria" w:hAnsi="Cambria" w:cs="Cambria"/>
+                <w:sz w:val="20"/>
+                <w:szCs w:val="20"/>
+                <w:u w:val="single"/>
+              </w:rPr>
+              <w:t>{</w:t>
+            </w:r>
+            <w:proofErr w:type="spellStart"/>
+            <w:r>
+              <w:rPr>
+                <w:rFonts w:ascii="Cambria" w:eastAsia="Cambria" w:hAnsi="Cambria" w:cs="Cambria"/>
+                <w:sz w:val="20"/>
+                <w:szCs w:val="20"/>
+                <w:u w:val="single"/>
+              </w:rPr>
+              <w:t>installation_remarks</w:t>
+            </w:r>
+            <w:proofErr w:type="spellEnd"/>
+            <w:r>
+              <w:rPr>
+                <w:rFonts w:ascii="Cambria" w:eastAsia="Cambria" w:hAnsi="Cambria" w:cs="Cambria"/>
+                <w:sz w:val="20"/>
+                <w:szCs w:val="20"/>
+                <w:u w:val="single"/>
+              </w:rPr>
+              <w:t>}</w:t>
+            </w:r>
+            <w:r>
+              <w:rPr>
+                <w:rFonts w:ascii="Cambria" w:eastAsia="Cambria" w:hAnsi="Cambria" w:cs="Cambria"/>
+                <w:sz w:val="20"/>
+                <w:szCs w:val="20"/>
+                <w:u w:val="single"/>
+              </w:rPr>
+              <w:t xml:space="preserve"> </w:t>
+            </w:r>
+          </w:p>
+          <w:p>
+            <w:pPr>
+              <w:spacing w:after="0" w:line="240" w:lineRule="auto"/>
+              <w:ind w:left="1"/>
+              <w:rPr>
+                <w:rFonts w:ascii="Cambria" w:eastAsia="Cambria" w:hAnsi="Cambria" w:cs="Cambria"/>
+                <w:sz w:val="16"/>
+                <w:szCs w:val="20"/>
+                <w:u w:val="single"/>
+              </w:rPr>
+            </w:pPr>
+          </w:p>
+        </w:tc>
+        <w:bookmarkStart w:id="0" w:name="_GoBack"/>
+        <w:bookmarkEnd w:id="0"/>
+      </w:tr>
+      <w:tr>
+        <w:trPr>
+          <w:trHeight w:val="102"/>
+        </w:trPr>
+        <w:tc>
+          <w:tcPr>
+            <w:tcW w:w="2665" w:type="dxa"/>
+          </w:tcPr>
+          <w:p>
+            <w:pPr>
+              <w:spacing w:after="0" w:line="360" w:lineRule="auto"/>
+              <w:ind w:left="1"/>
+              <w:rPr>
+                <w:rFonts w:ascii="Cambria" w:eastAsia="Cambria" w:hAnsi="Cambria" w:cs="Cambria"/>
+                <w:sz w:val="20"/>
+                <w:szCs w:val="20"/>
+              </w:rPr>
+            </w:pPr>
+            <w:r>
+              <w:rPr>
+                <w:rFonts w:ascii="Cambria" w:eastAsia="Cambria" w:hAnsi="Cambria" w:cs="Cambria"/>
+                <w:sz w:val="20"/>
+                <w:szCs w:val="20"/>
+              </w:rPr>
+              <w:t>Prepared by:</w:t>
+            </w:r>
+          </w:p>
+        </w:tc>
+        <w:tc>
+          <w:tcPr>
+            <w:tcW w:w="2874" w:type="dxa"/>
+          </w:tcPr>
+          <w:p>
+            <w:pPr>
+              <w:spacing w:after="0"/>
+              <w:jc w:val="center"/>
+              <w:rPr>
+                <w:rFonts w:ascii="Cambria" w:eastAsia="Cambria" w:hAnsi="Cambria" w:cs="Cambria"/>
+                <w:sz w:val="20"/>
+                <w:szCs w:val="20"/>
+              </w:rPr>
+            </w:pPr>
+            <w:r>
+              <w:rPr>
+                <w:rFonts w:ascii="Cambria" w:eastAsia="Cambria" w:hAnsi="Cambria" w:cs="Cambria"/>
+                <w:sz w:val="18"/>
+                <w:szCs w:val="20"/>
+              </w:rPr>
+              <w:t xml:space="preserve">Date: </w:t>
+            </w:r>
+            <w:r>
+              <w:rPr>
+                <w:rFonts w:ascii="Cambria" w:eastAsia="Cambria" w:hAnsi="Cambria" w:cs="Cambria"/>
+                <w:sz w:val="18"/>
+                <w:szCs w:val="20"/>
+                <w:u w:val="single"/>
+              </w:rPr>
+              <w:t>{</w:t>
+            </w:r>
+            <w:proofErr w:type="spellStart"/>
+            <w:r>
+              <w:rPr>
+                <w:rFonts w:ascii="Cambria" w:eastAsia="Cambria" w:hAnsi="Cambria" w:cs="Cambria"/>
+                <w:sz w:val="18"/>
+                <w:szCs w:val="20"/>
+                <w:u w:val="single"/>
+              </w:rPr>
+              <w:t>feedback_date</w:t>
+            </w:r>
+            <w:proofErr w:type="spellEnd"/>
+            <w:r>
+              <w:rPr>
+                <w:rFonts w:ascii="Cambria" w:eastAsia="Cambria" w:hAnsi="Cambria" w:cs="Cambria"/>
+                <w:sz w:val="18"/>
+                <w:szCs w:val="20"/>
+                <w:u w:val="single"/>
+              </w:rPr>
+              <w:t>}</w:t>
+            </w:r>
+          </w:p>
+        </w:tc>
+      </w:tr>
+      <w:tr>
+        <w:trPr>
+          <w:trHeight w:val="102"/>
+        </w:trPr>
+        <w:tc>
+          <w:tcPr>
+            <w:tcW w:w="2665" w:type="dxa"/>
+          </w:tcPr>
+          <w:p>
+            <w:pPr>
+              <w:spacing w:after="0" w:line="240" w:lineRule="auto"/>
+              <w:ind w:left="1"/>
+              <w:jc w:val="center"/>
+              <w:rPr>
+                <w:rFonts w:ascii="Cambria" w:eastAsia="Cambria" w:hAnsi="Cambria" w:cs="Cambria"/>
+                <w:sz w:val="20"/>
+                <w:szCs w:val="20"/>
+                <w:u w:val="single"/>
+              </w:rPr>
+            </w:pPr>
+            <w:r>
+              <w:rPr>
+                <w:rFonts w:ascii="Cambria" w:eastAsia="Cambria" w:hAnsi="Cambria" w:cs="Cambria"/>
+                <w:sz w:val="20"/>
+                <w:szCs w:val="20"/>
+                <w:u w:val="single"/>
+              </w:rPr>
+              <w:t>{</w:t>
+            </w:r>
+            <w:proofErr w:type="spellStart"/>
+            <w:r>
+              <w:rPr>
+                <w:rFonts w:ascii="Cambria" w:eastAsia="Cambria" w:hAnsi="Cambria" w:cs="Cambria"/>
+                <w:sz w:val="20"/>
+                <w:szCs w:val="20"/>
+                <w:u w:val="single"/>
+              </w:rPr>
+              <w:t>prepared_by</w:t>
+            </w:r>
+            <w:proofErr w:type="spellEnd"/>
+            <w:r>
+              <w:rPr>
+                <w:rFonts w:ascii="Cambria" w:eastAsia="Cambria" w:hAnsi="Cambria" w:cs="Cambria"/>
+                <w:sz w:val="20"/>
+                <w:szCs w:val="20"/>
+                <w:u w:val="single"/>
+              </w:rPr>
+              <w:t>}</w:t>
+            </w:r>
+          </w:p>
+        </w:tc>
+        <w:tc>
+          <w:tcPr>
+            <w:tcW w:w="2874" w:type="dxa"/>
+          </w:tcPr>
+          <w:p>
+            <w:pPr>
+              <w:spacing w:after="0"/>
+              <w:rPr>
+                <w:rFonts w:ascii="Cambria" w:eastAsia="Cambria" w:hAnsi="Cambria" w:cs="Cambria"/>
+                <w:sz w:val="20"/>
+                <w:szCs w:val="20"/>
+              </w:rPr>
+            </w:pPr>
+          </w:p>
+        </w:tc>
+      </w:tr>
+      <w:tr>
+        <w:trPr>
+          <w:trHeight w:val="102"/>
+        </w:trPr>
+        <w:tc>
+          <w:tcPr>
+            <w:tcW w:w="2665" w:type="dxa"/>
+          </w:tcPr>
+          <w:p>
+            <w:pPr>
+              <w:spacing w:after="0" w:line="240" w:lineRule="auto"/>
+              <w:ind w:left="1"/>
+              <w:jc w:val="center"/>
+              <w:rPr>
+                <w:rFonts w:ascii="Cambria" w:eastAsia="Cambria" w:hAnsi="Cambria" w:cs="Cambria"/>
+                <w:sz w:val="20"/>
+                <w:szCs w:val="20"/>
+              </w:rPr>
+            </w:pPr>
+            <w:r>
+              <w:rPr>
+                <w:rFonts w:ascii="Cambria" w:eastAsia="Cambria" w:hAnsi="Cambria" w:cs="Cambria"/>
+                <w:sz w:val="20"/>
+                <w:szCs w:val="20"/>
+              </w:rPr>
+              <w:t>Laboratory Custodian</w:t>
+            </w:r>
+          </w:p>
+        </w:tc>
+        <w:tc>
+          <w:tcPr>
+            <w:tcW w:w="2874" w:type="dxa"/>
+          </w:tcPr>
+          <w:p>
+            <w:pPr>
+              <w:spacing w:after="0"/>
+              <w:rPr>
+                <w:rFonts w:ascii="Cambria" w:eastAsia="Cambria" w:hAnsi="Cambria" w:cs="Cambria"/>
+                <w:sz w:val="20"/>
+                <w:szCs w:val="20"/>
+              </w:rPr>
+            </w:pPr>
+          </w:p>
+        </w:tc>
+      </w:tr>
+    </w:tbl>
     <w:p>
       <w:pPr>
-        <w:spacing w:after="0" w:line="240" w:lineRule="auto"/>
         <w:rPr>
-          <w:rFonts w:ascii="Cambria" w:eastAsia="Cambria" w:hAnsi="Cambria" w:cs="Cambria"/>
-          <w:sz w:val="20"/>
-          <w:szCs w:val="20"/>
-          <w:u w:val="single"/>
-        </w:rPr>
-      </w:pPr>
-      <w:r>
-        <w:rPr>
-          <w:rFonts w:ascii="Cambria" w:eastAsia="Cambria" w:hAnsi="Cambria" w:cs="Cambria"/>
-          <w:sz w:val="20"/>
-          <w:szCs w:val="20"/>
-        </w:rPr>
-        <w:t>Remarks:</w:t>
-      </w:r>
-      <w:r>
-        <w:rPr>
-          <w:rFonts w:ascii="Cambria" w:eastAsia="Cambria" w:hAnsi="Cambria" w:cs="Cambria"/>
-          <w:i/>
-          <w:sz w:val="20"/>
-          <w:szCs w:val="20"/>
-        </w:rPr>
-        <w:t xml:space="preserve"> </w:t>
-      </w:r>
-      <w:r>
-        <w:rPr>
-          <w:rFonts w:ascii="Cambria" w:eastAsia="Cambria" w:hAnsi="Cambria" w:cs="Cambria"/>
-          <w:sz w:val="20"/>
-          <w:szCs w:val="20"/>
-          <w:u w:val="single"/>
-        </w:rPr>
-        <w:t>{</w:t>
-      </w:r>
-      <w:proofErr w:type="spellStart"/>
-      <w:r>
-        <w:rPr>
-          <w:rFonts w:ascii="Cambria" w:eastAsia="Cambria" w:hAnsi="Cambria" w:cs="Cambria"/>
-          <w:sz w:val="20"/>
-          <w:szCs w:val="20"/>
-          <w:u w:val="single"/>
-        </w:rPr>
-        <w:t>insta</w:t>
-      </w:r>
-      <w:bookmarkStart w:id="0" w:name="_GoBack"/>
-      <w:bookmarkEnd w:id="0"/>
-      <w:r>
-        <w:rPr>
-          <w:rFonts w:ascii="Cambria" w:eastAsia="Cambria" w:hAnsi="Cambria" w:cs="Cambria"/>
-          <w:sz w:val="20"/>
-          <w:szCs w:val="20"/>
-          <w:u w:val="single"/>
-        </w:rPr>
-        <w:t>llation_remarks</w:t>
-      </w:r>
-      <w:proofErr w:type="spellEnd"/>
-      <w:r>
-        <w:rPr>
-          <w:rFonts w:ascii="Cambria" w:eastAsia="Cambria" w:hAnsi="Cambria" w:cs="Cambria"/>
-          <w:sz w:val="20"/>
-          <w:szCs w:val="20"/>
-          <w:u w:val="single"/>
-        </w:rPr>
-        <w:t>}</w:t>
-      </w:r>
-    </w:p>
-    <w:p>
-      <w:pPr>
-        <w:spacing w:after="0" w:line="240" w:lineRule="auto"/>
-        <w:rPr>
-          <w:rFonts w:ascii="Cambria" w:eastAsia="Cambria" w:hAnsi="Cambria" w:cs="Cambria"/>
-          <w:sz w:val="20"/>
-          <w:szCs w:val="20"/>
+          <w:sz w:val="2"/>
         </w:rPr>
       </w:pPr>
     </w:p>
-    <w:p>
-      <w:pPr>
-        <w:spacing w:after="0" w:line="240" w:lineRule="auto"/>
-        <w:rPr>
-          <w:rFonts w:ascii="Cambria" w:eastAsia="Cambria" w:hAnsi="Cambria" w:cs="Cambria"/>
-          <w:sz w:val="20"/>
-          <w:szCs w:val="20"/>
-        </w:rPr>
-      </w:pPr>
-    </w:p>
-    <w:p>
-      <w:pPr>
-        <w:spacing w:after="0" w:line="240" w:lineRule="auto"/>
-        <w:rPr>
-          <w:rFonts w:ascii="Cambria" w:eastAsia="Cambria" w:hAnsi="Cambria" w:cs="Cambria"/>
-          <w:sz w:val="20"/>
-          <w:szCs w:val="20"/>
-          <w:u w:val="single"/>
-        </w:rPr>
-      </w:pPr>
-      <w:r>
-        <w:rPr>
-          <w:rFonts w:ascii="Cambria" w:eastAsia="Cambria" w:hAnsi="Cambria" w:cs="Cambria"/>
-          <w:sz w:val="20"/>
-          <w:szCs w:val="20"/>
-        </w:rPr>
-        <w:t>Prepared by:                                                             Date:</w:t>
-      </w:r>
-      <w:r>
-        <w:rPr>
-          <w:rFonts w:ascii="Cambria" w:eastAsia="Cambria" w:hAnsi="Cambria" w:cs="Cambria"/>
-          <w:sz w:val="20"/>
-          <w:szCs w:val="20"/>
-        </w:rPr>
-        <w:t xml:space="preserve"> </w:t>
-      </w:r>
-      <w:r>
-        <w:rPr>
-          <w:rFonts w:ascii="Cambria" w:eastAsia="Cambria" w:hAnsi="Cambria" w:cs="Cambria"/>
-          <w:sz w:val="20"/>
-          <w:szCs w:val="20"/>
-          <w:u w:val="single"/>
-        </w:rPr>
-        <w:t>{</w:t>
-      </w:r>
-      <w:proofErr w:type="spellStart"/>
-      <w:r>
-        <w:rPr>
-          <w:rFonts w:ascii="Cambria" w:eastAsia="Cambria" w:hAnsi="Cambria" w:cs="Cambria"/>
-          <w:sz w:val="20"/>
-          <w:szCs w:val="20"/>
-          <w:u w:val="single"/>
-        </w:rPr>
-        <w:t>feedback_date</w:t>
-      </w:r>
-      <w:proofErr w:type="spellEnd"/>
-      <w:r>
-        <w:rPr>
-          <w:rFonts w:ascii="Cambria" w:eastAsia="Cambria" w:hAnsi="Cambria" w:cs="Cambria"/>
-          <w:sz w:val="20"/>
-          <w:szCs w:val="20"/>
-          <w:u w:val="single"/>
-        </w:rPr>
-        <w:t>}</w:t>
-      </w:r>
-    </w:p>
-    <w:p>
-      <w:pPr>
-        <w:spacing w:after="0" w:line="240" w:lineRule="auto"/>
-        <w:rPr>
-          <w:rFonts w:ascii="Cambria" w:eastAsia="Cambria" w:hAnsi="Cambria" w:cs="Cambria"/>
-          <w:sz w:val="20"/>
-          <w:szCs w:val="20"/>
-          <w:u w:val="single"/>
-        </w:rPr>
-      </w:pPr>
-      <w:r>
-        <w:rPr>
-          <w:rFonts w:ascii="Cambria" w:eastAsia="Cambria" w:hAnsi="Cambria" w:cs="Cambria"/>
-          <w:sz w:val="20"/>
-          <w:szCs w:val="20"/>
-          <w:u w:val="single"/>
-        </w:rPr>
-        <w:t>{</w:t>
-      </w:r>
-      <w:proofErr w:type="spellStart"/>
-      <w:r>
-        <w:rPr>
-          <w:rFonts w:ascii="Cambria" w:eastAsia="Cambria" w:hAnsi="Cambria" w:cs="Cambria"/>
-          <w:sz w:val="20"/>
-          <w:szCs w:val="20"/>
-          <w:u w:val="single"/>
-        </w:rPr>
-        <w:t>prepared_by</w:t>
-      </w:r>
-      <w:proofErr w:type="spellEnd"/>
-      <w:r>
-        <w:rPr>
-          <w:rFonts w:ascii="Cambria" w:eastAsia="Cambria" w:hAnsi="Cambria" w:cs="Cambria"/>
-          <w:sz w:val="20"/>
-          <w:szCs w:val="20"/>
-          <w:u w:val="single"/>
-        </w:rPr>
-        <w:t>}</w:t>
-      </w:r>
-    </w:p>
-    <w:p>
-      <w:pPr>
-        <w:spacing w:after="0" w:line="240" w:lineRule="auto"/>
-        <w:rPr>
-          <w:rFonts w:ascii="Cambria" w:eastAsia="Cambria" w:hAnsi="Cambria" w:cs="Cambria"/>
-          <w:sz w:val="20"/>
-          <w:szCs w:val="20"/>
-        </w:rPr>
-      </w:pPr>
-      <w:r>
-        <w:rPr>
-          <w:rFonts w:ascii="Cambria" w:eastAsia="Cambria" w:hAnsi="Cambria" w:cs="Cambria"/>
-          <w:sz w:val="20"/>
-          <w:szCs w:val="20"/>
-        </w:rPr>
-        <w:t>Laboratory Custodian</w:t>
-      </w:r>
-    </w:p>
     <w:sectPr>
-      <w:headerReference w:type="even" r:id="rId6"/>
-      <w:headerReference w:type="default" r:id="rId7"/>
-      <w:footerReference w:type="even" r:id="rId8"/>
-      <w:footerReference w:type="default" r:id="rId9"/>
-      <w:headerReference w:type="first" r:id="rId10"/>
-      <w:footerReference w:type="first" r:id="rId11"/>
+      <w:headerReference w:type="even" r:id="rId7"/>
+      <w:headerReference w:type="default" r:id="rId8"/>
+      <w:footerReference w:type="even" r:id="rId9"/>
+      <w:footerReference w:type="default" r:id="rId10"/>
+      <w:headerReference w:type="first" r:id="rId11"/>
+      <w:footerReference w:type="first" r:id="rId12"/>
       <w:pgSz w:w="6120" w:h="7920"/>
       <w:pgMar w:top="1440" w:right="180" w:bottom="173" w:left="270" w:header="180" w:footer="0" w:gutter="0"/>
       <w:pgNumType w:start="1"/>
@@ -2305,4 +2495,16 @@
   </a:objectDefaults>
   <a:extraClrSchemeLst/>
 </a:theme>
+</file>
+
+<file path=customXml/item1.xml><?xml version="1.0" encoding="utf-8"?>
+<b:Sources xmlns:b="http://schemas.openxmlformats.org/officeDocument/2006/bibliography" xmlns="http://schemas.openxmlformats.org/officeDocument/2006/bibliography" SelectedStyle="\APASixthEditionOfficeOnline.xsl" StyleName="APA" Version="6"/>
+</file>
+
+<file path=customXml/itemProps1.xml><?xml version="1.0" encoding="utf-8"?>
+<ds:datastoreItem xmlns:ds="http://schemas.openxmlformats.org/officeDocument/2006/customXml" ds:itemID="{01E78C71-FFBF-4C32-B601-ECE787DDAFF4}">
+  <ds:schemaRefs>
+    <ds:schemaRef ds:uri="http://schemas.openxmlformats.org/officeDocument/2006/bibliography"/>
+  </ds:schemaRefs>
+</ds:datastoreItem>
 </file>